--- a/2. Second_Semester/1. Software Project Management and Quality Assurance/Lecture-1/Lecture-01_Note.docx
+++ b/2. Second_Semester/1. Software Project Management and Quality Assurance/Lecture-1/Lecture-01_Note.docx
@@ -4031,8 +4031,16 @@
       <w:pPr>
         <w:pStyle w:val="isselectedend"/>
         <w:spacing w:before="0" w:beforeAutospacing="0" w:after="0" w:afterAutospacing="0"/>
-      </w:pPr>
-      <w:r>
+        <w:rPr>
+          <w:b/>
+          <w:color w:val="FF0000"/>
+        </w:rPr>
+      </w:pPr>
+      <w:r>
+        <w:rPr>
+          <w:b/>
+          <w:color w:val="FF0000"/>
+        </w:rPr>
         <w:t>However, software projects have some special characteristics that make them more difficult to build and manage than many other engineered artefacts. These characteristics are:</w:t>
       </w:r>
     </w:p>
@@ -4136,6 +4144,7 @@
         <w:rPr>
           <w:noProof/>
         </w:rPr>
+        <w:lastRenderedPageBreak/>
         <w:drawing>
           <wp:inline distT="0" distB="0" distL="0" distR="0">
             <wp:extent cx="6838122" cy="3750941"/>
@@ -4277,6 +4286,7 @@
           <w:szCs w:val="52"/>
           <w:u w:val="single"/>
         </w:rPr>
+        <w:lastRenderedPageBreak/>
         <w:drawing>
           <wp:inline distT="0" distB="0" distL="0" distR="0">
             <wp:extent cx="4743990" cy="5486400"/>
@@ -4326,7 +4336,6 @@
         <w:spacing w:before="0"/>
       </w:pPr>
       <w:r>
-        <w:lastRenderedPageBreak/>
         <w:t>ISO 12207 Software Development Life Cycle</w:t>
       </w:r>
     </w:p>
@@ -5043,6 +5052,7 @@
         <w:rPr>
           <w:rStyle w:val="Strong"/>
         </w:rPr>
+        <w:lastRenderedPageBreak/>
         <w:t>Installation</w:t>
       </w:r>
       <w:r>
@@ -5450,7 +5460,7 @@
       </w:pPr>
       <w:r>
         <w:pict>
-          <v:rect id="_x0000_i1082" style="width:0;height:1.5pt" o:hralign="center" o:hrstd="t" o:hr="t" fillcolor="#a0a0a0" stroked="f"/>
+          <v:rect id="_x0000_i1025" style="width:0;height:1.5pt" o:hralign="center" o:hrstd="t" o:hr="t" fillcolor="#a0a0a0" stroked="f"/>
         </w:pict>
       </w:r>
     </w:p>
@@ -5927,7 +5937,6 @@
         <w:rPr>
           <w:rStyle w:val="Strong"/>
         </w:rPr>
-        <w:lastRenderedPageBreak/>
         <w:t>Product-based Project:</w:t>
       </w:r>
       <w:r>
@@ -6356,6 +6365,7 @@
           <w:sz w:val="24"/>
           <w:szCs w:val="24"/>
         </w:rPr>
+        <w:lastRenderedPageBreak/>
         <w:t>Directing</w:t>
       </w:r>
       <w:r>
@@ -6952,7 +6962,6 @@
           <w:rStyle w:val="Strong"/>
           <w:color w:val="FF0000"/>
         </w:rPr>
-        <w:lastRenderedPageBreak/>
         <w:t>SMART Objective:</w:t>
       </w:r>
       <w:r>
@@ -7063,29 +7072,47 @@
         <w:pStyle w:val="NormalWeb"/>
       </w:pPr>
       <w:r>
-        <w:t xml:space="preserve">Dictionary </w:t>
-      </w:r>
-      <w:proofErr w:type="spellStart"/>
-      <w:r>
-        <w:rPr>
-          <w:rFonts w:ascii="Nirmala UI" w:hAnsi="Nirmala UI" w:cs="Nirmala UI"/>
-        </w:rPr>
-        <w:t>অনুযায়ী</w:t>
-      </w:r>
-      <w:proofErr w:type="spellEnd"/>
-      <w:r>
-        <w:t xml:space="preserve"> project </w:t>
-      </w:r>
-      <w:proofErr w:type="spellStart"/>
-      <w:r>
-        <w:rPr>
-          <w:rFonts w:ascii="Nirmala UI" w:hAnsi="Nirmala UI" w:cs="Nirmala UI"/>
-        </w:rPr>
-        <w:t>হলো</w:t>
-      </w:r>
-      <w:proofErr w:type="spellEnd"/>
-      <w:r>
-        <w:t>:</w:t>
+        <w:lastRenderedPageBreak/>
+        <w:t xml:space="preserve">According to </w:t>
+      </w:r>
+      <w:r>
+        <w:rPr>
+          <w:b/>
+          <w:color w:val="FF0000"/>
+        </w:rPr>
+        <w:t>Longmans</w:t>
+      </w:r>
+      <w:r>
+        <w:rPr>
+          <w:b/>
+          <w:color w:val="FF0000"/>
+        </w:rPr>
+        <w:t xml:space="preserve"> </w:t>
+      </w:r>
+      <w:r>
+        <w:rPr>
+          <w:b/>
+          <w:color w:val="FF0000"/>
+        </w:rPr>
+        <w:t>Dictionary</w:t>
+      </w:r>
+      <w:r>
+        <w:rPr>
+          <w:color w:val="FF0000"/>
+        </w:rPr>
+        <w:t xml:space="preserve"> </w:t>
+      </w:r>
+      <w:r>
+        <w:t xml:space="preserve">project </w:t>
+      </w:r>
+      <w:r>
+        <w:t>is</w:t>
+      </w:r>
+      <w:r>
+        <w:rPr>
+          <w:rFonts w:ascii="Nirmala UI" w:hAnsi="Nirmala UI" w:cs="Nirmala UI"/>
+        </w:rPr>
+        <w:t>,</w:t>
       </w:r>
     </w:p>
     <w:p>
@@ -7161,7 +7188,15 @@
         <w:rPr>
           <w:rFonts w:ascii="Nirmala UI" w:hAnsi="Nirmala UI" w:cs="Nirmala UI"/>
         </w:rPr>
-        <w:t>পরিকল্পিত</w:t>
+        <w:t>পরিক</w:t>
+      </w:r>
+      <w:bookmarkStart w:id="0" w:name="_GoBack"/>
+      <w:bookmarkEnd w:id="0"/>
+      <w:r>
+        <w:rPr>
+          <w:rFonts w:ascii="Nirmala UI" w:hAnsi="Nirmala UI" w:cs="Nirmala UI"/>
+        </w:rPr>
+        <w:t>ল্পিত</w:t>
       </w:r>
       <w:proofErr w:type="spellEnd"/>
       <w:r>
@@ -7254,6 +7289,83 @@
     </w:p>
     <w:p>
       <w:pPr>
+        <w:spacing w:before="100" w:beforeAutospacing="1" w:after="100" w:afterAutospacing="1" w:line="240" w:lineRule="auto"/>
+        <w:ind w:left="360"/>
+      </w:pPr>
+    </w:p>
+    <w:p>
+      <w:pPr>
+        <w:spacing w:before="100" w:beforeAutospacing="1" w:after="100" w:afterAutospacing="1" w:line="240" w:lineRule="auto"/>
+        <w:ind w:left="360"/>
+      </w:pPr>
+      <w:r>
+        <w:rPr>
+          <w:b/>
+          <w:bCs/>
+        </w:rPr>
+        <w:t>Answer:</w:t>
+      </w:r>
+      <w:r>
+        <w:t xml:space="preserve"> According to the dictionary definitions, a project is a specific plan, design, or a planned large-scale undertaking (such as a public works scheme).</w:t>
+      </w:r>
+    </w:p>
+    <w:p>
+      <w:pPr>
+        <w:pStyle w:val="NormalWeb"/>
+      </w:pPr>
+      <w:r>
+        <w:t>The two key points that characterize a project are:</w:t>
+      </w:r>
+    </w:p>
+    <w:p>
+      <w:pPr>
+        <w:pStyle w:val="NormalWeb"/>
+        <w:numPr>
+          <w:ilvl w:val="0"/>
+          <w:numId w:val="10"/>
+        </w:numPr>
+      </w:pPr>
+      <w:r>
+        <w:rPr>
+          <w:b/>
+          <w:bCs/>
+        </w:rPr>
+        <w:t>Planning:</w:t>
+      </w:r>
+      <w:r>
+        <w:t xml:space="preserve"> It is not a spontaneous or routine activity; it requires a structured, premeditated plan to execute.</w:t>
+      </w:r>
+    </w:p>
+    <w:p>
+      <w:pPr>
+        <w:pStyle w:val="NormalWeb"/>
+        <w:numPr>
+          <w:ilvl w:val="0"/>
+          <w:numId w:val="10"/>
+        </w:numPr>
+      </w:pPr>
+      <w:r>
+        <w:rPr>
+          <w:b/>
+          <w:bCs/>
+        </w:rPr>
+        <w:t>Size of task:</w:t>
+      </w:r>
+      <w:r>
+        <w:t xml:space="preserve"> A project is typically a large or significant undertaking that requires dedicated effort and coordination.</w:t>
+      </w:r>
+    </w:p>
+    <w:p>
+      <w:pPr>
+        <w:numPr>
+          <w:ilvl w:val="0"/>
+          <w:numId w:val="10"/>
+        </w:numPr>
+        <w:spacing w:before="100" w:beforeAutospacing="1" w:after="100" w:afterAutospacing="1" w:line="240" w:lineRule="auto"/>
+      </w:pPr>
+    </w:p>
+    <w:p>
+      <w:pPr>
         <w:pStyle w:val="Heading3"/>
       </w:pPr>
       <w:proofErr w:type="spellStart"/>
@@ -7787,7 +7899,7 @@
     <w:p>
       <w:r>
         <w:pict>
-          <v:rect id="_x0000_i1089" style="width:0;height:1.5pt" o:hralign="center" o:hrstd="t" o:hr="t" fillcolor="#a0a0a0" stroked="f"/>
+          <v:rect id="_x0000_i1026" style="width:0;height:1.5pt" o:hralign="center" o:hrstd="t" o:hr="t" fillcolor="#a0a0a0" stroked="f"/>
         </w:pict>
       </w:r>
     </w:p>
@@ -7931,6 +8043,7 @@
         <w:rPr>
           <w:color w:val="FF0000"/>
         </w:rPr>
+        <w:lastRenderedPageBreak/>
         <w:t>Characteristics of a Project</w:t>
       </w:r>
     </w:p>
@@ -8935,7 +9048,6 @@
         <w:rPr>
           <w:noProof/>
         </w:rPr>
-        <w:lastRenderedPageBreak/>
         <w:drawing>
           <wp:inline distT="0" distB="0" distL="0" distR="0">
             <wp:extent cx="5515745" cy="4344006"/>
@@ -9292,6 +9404,7 @@
           <w:rStyle w:val="Strong"/>
           <w:rFonts w:eastAsiaTheme="majorEastAsia"/>
         </w:rPr>
+        <w:lastRenderedPageBreak/>
         <w:t>Example:</w:t>
       </w:r>
       <w:r>
@@ -10000,7 +10113,6 @@
         <w:rPr>
           <w:rFonts w:ascii="Nirmala UI" w:hAnsi="Nirmala UI" w:cs="Nirmala UI"/>
         </w:rPr>
-        <w:lastRenderedPageBreak/>
         <w:t>একটা</w:t>
       </w:r>
       <w:proofErr w:type="spellEnd"/>
@@ -11585,7 +11697,7 @@
     <w:p>
       <w:r>
         <w:pict>
-          <v:rect id="_x0000_i1122" style="width:0;height:1.5pt" o:hralign="center" o:hrstd="t" o:hr="t" fillcolor="#a0a0a0" stroked="f"/>
+          <v:rect id="_x0000_i1027" style="width:0;height:1.5pt" o:hralign="center" o:hrstd="t" o:hr="t" fillcolor="#a0a0a0" stroked="f"/>
         </w:pict>
       </w:r>
     </w:p>
@@ -12009,7 +12121,7 @@
       </w:pPr>
       <w:r>
         <w:pict>
-          <v:rect id="_x0000_i1123" style="width:0;height:1.5pt" o:hralign="center" o:hrstd="t" o:hr="t" fillcolor="#a0a0a0" stroked="f"/>
+          <v:rect id="_x0000_i1028" style="width:0;height:1.5pt" o:hralign="center" o:hrstd="t" o:hr="t" fillcolor="#a0a0a0" stroked="f"/>
         </w:pict>
       </w:r>
     </w:p>
@@ -12480,7 +12592,7 @@
       </w:pPr>
       <w:r>
         <w:pict>
-          <v:rect id="_x0000_i1124" style="width:0;height:1.5pt" o:hralign="center" o:hrstd="t" o:hr="t" fillcolor="#a0a0a0" stroked="f"/>
+          <v:rect id="_x0000_i1029" style="width:0;height:1.5pt" o:hralign="center" o:hrstd="t" o:hr="t" fillcolor="#a0a0a0" stroked="f"/>
         </w:pict>
       </w:r>
     </w:p>
@@ -13482,7 +13594,7 @@
       </w:pPr>
       <w:r>
         <w:pict>
-          <v:rect id="_x0000_i1129" style="width:0;height:1.5pt" o:hralign="center" o:hrstd="t" o:hr="t" fillcolor="#a0a0a0" stroked="f"/>
+          <v:rect id="_x0000_i1030" style="width:0;height:1.5pt" o:hralign="center" o:hrstd="t" o:hr="t" fillcolor="#a0a0a0" stroked="f"/>
         </w:pict>
       </w:r>
     </w:p>
@@ -13905,7 +14017,7 @@
       </w:pPr>
       <w:r>
         <w:pict>
-          <v:rect id="_x0000_i1130" style="width:0;height:1.5pt" o:hralign="center" o:hrstd="t" o:hr="t" fillcolor="#a0a0a0" stroked="f"/>
+          <v:rect id="_x0000_i1031" style="width:0;height:1.5pt" o:hralign="center" o:hrstd="t" o:hr="t" fillcolor="#a0a0a0" stroked="f"/>
         </w:pict>
       </w:r>
     </w:p>
@@ -14342,7 +14454,7 @@
       </w:pPr>
       <w:r>
         <w:pict>
-          <v:rect id="_x0000_i1131" style="width:0;height:1.5pt" o:hralign="center" o:hrstd="t" o:hr="t" fillcolor="#a0a0a0" stroked="f"/>
+          <v:rect id="_x0000_i1032" style="width:0;height:1.5pt" o:hralign="center" o:hrstd="t" o:hr="t" fillcolor="#a0a0a0" stroked="f"/>
         </w:pict>
       </w:r>
     </w:p>
@@ -14563,7 +14675,7 @@
       </w:pPr>
       <w:r>
         <w:pict>
-          <v:rect id="_x0000_i1132" style="width:0;height:1.5pt" o:hralign="center" o:hrstd="t" o:hr="t" fillcolor="#a0a0a0" stroked="f"/>
+          <v:rect id="_x0000_i1033" style="width:0;height:1.5pt" o:hralign="center" o:hrstd="t" o:hr="t" fillcolor="#a0a0a0" stroked="f"/>
         </w:pict>
       </w:r>
     </w:p>
@@ -14985,8 +15097,6 @@
           <w:u w:val="single"/>
         </w:rPr>
       </w:pPr>
-      <w:bookmarkStart w:id="0" w:name="_GoBack"/>
-      <w:bookmarkEnd w:id="0"/>
     </w:p>
     <w:sectPr>
       <w:pgSz w:w="12240" w:h="15840"/>
@@ -16387,6 +16497,119 @@
     </w:lvl>
   </w:abstractNum>
   <w:abstractNum w:abstractNumId="10" w15:restartNumberingAfterBreak="0">
+    <w:nsid w:val="65070D4A"/>
+    <w:multiLevelType w:val="multilevel"/>
+    <w:tmpl w:val="E2C43726"/>
+    <w:lvl w:ilvl="0">
+      <w:start w:val="1"/>
+      <w:numFmt w:val="decimal"/>
+      <w:lvlText w:val="%1."/>
+      <w:lvlJc w:val="left"/>
+      <w:pPr>
+        <w:tabs>
+          <w:tab w:val="num" w:pos="720"/>
+        </w:tabs>
+        <w:ind w:left="720" w:hanging="360"/>
+      </w:pPr>
+    </w:lvl>
+    <w:lvl w:ilvl="1" w:tentative="1">
+      <w:start w:val="1"/>
+      <w:numFmt w:val="decimal"/>
+      <w:lvlText w:val="%2."/>
+      <w:lvlJc w:val="left"/>
+      <w:pPr>
+        <w:tabs>
+          <w:tab w:val="num" w:pos="1440"/>
+        </w:tabs>
+        <w:ind w:left="1440" w:hanging="360"/>
+      </w:pPr>
+    </w:lvl>
+    <w:lvl w:ilvl="2" w:tentative="1">
+      <w:start w:val="1"/>
+      <w:numFmt w:val="decimal"/>
+      <w:lvlText w:val="%3."/>
+      <w:lvlJc w:val="left"/>
+      <w:pPr>
+        <w:tabs>
+          <w:tab w:val="num" w:pos="2160"/>
+        </w:tabs>
+        <w:ind w:left="2160" w:hanging="360"/>
+      </w:pPr>
+    </w:lvl>
+    <w:lvl w:ilvl="3" w:tentative="1">
+      <w:start w:val="1"/>
+      <w:numFmt w:val="decimal"/>
+      <w:lvlText w:val="%4."/>
+      <w:lvlJc w:val="left"/>
+      <w:pPr>
+        <w:tabs>
+          <w:tab w:val="num" w:pos="2880"/>
+        </w:tabs>
+        <w:ind w:left="2880" w:hanging="360"/>
+      </w:pPr>
+    </w:lvl>
+    <w:lvl w:ilvl="4" w:tentative="1">
+      <w:start w:val="1"/>
+      <w:numFmt w:val="decimal"/>
+      <w:lvlText w:val="%5."/>
+      <w:lvlJc w:val="left"/>
+      <w:pPr>
+        <w:tabs>
+          <w:tab w:val="num" w:pos="3600"/>
+        </w:tabs>
+        <w:ind w:left="3600" w:hanging="360"/>
+      </w:pPr>
+    </w:lvl>
+    <w:lvl w:ilvl="5" w:tentative="1">
+      <w:start w:val="1"/>
+      <w:numFmt w:val="decimal"/>
+      <w:lvlText w:val="%6."/>
+      <w:lvlJc w:val="left"/>
+      <w:pPr>
+        <w:tabs>
+          <w:tab w:val="num" w:pos="4320"/>
+        </w:tabs>
+        <w:ind w:left="4320" w:hanging="360"/>
+      </w:pPr>
+    </w:lvl>
+    <w:lvl w:ilvl="6" w:tentative="1">
+      <w:start w:val="1"/>
+      <w:numFmt w:val="decimal"/>
+      <w:lvlText w:val="%7."/>
+      <w:lvlJc w:val="left"/>
+      <w:pPr>
+        <w:tabs>
+          <w:tab w:val="num" w:pos="5040"/>
+        </w:tabs>
+        <w:ind w:left="5040" w:hanging="360"/>
+      </w:pPr>
+    </w:lvl>
+    <w:lvl w:ilvl="7" w:tentative="1">
+      <w:start w:val="1"/>
+      <w:numFmt w:val="decimal"/>
+      <w:lvlText w:val="%8."/>
+      <w:lvlJc w:val="left"/>
+      <w:pPr>
+        <w:tabs>
+          <w:tab w:val="num" w:pos="5760"/>
+        </w:tabs>
+        <w:ind w:left="5760" w:hanging="360"/>
+      </w:pPr>
+    </w:lvl>
+    <w:lvl w:ilvl="8" w:tentative="1">
+      <w:start w:val="1"/>
+      <w:numFmt w:val="decimal"/>
+      <w:lvlText w:val="%9."/>
+      <w:lvlJc w:val="left"/>
+      <w:pPr>
+        <w:tabs>
+          <w:tab w:val="num" w:pos="6480"/>
+        </w:tabs>
+        <w:ind w:left="6480" w:hanging="360"/>
+      </w:pPr>
+    </w:lvl>
+  </w:abstractNum>
+  <w:abstractNum w:abstractNumId="11" w15:restartNumberingAfterBreak="0">
     <w:nsid w:val="6BE877B9"/>
     <w:multiLevelType w:val="multilevel"/>
     <w:tmpl w:val="743CA39C"/>
@@ -16535,7 +16758,7 @@
       </w:rPr>
     </w:lvl>
   </w:abstractNum>
-  <w:abstractNum w:abstractNumId="11" w15:restartNumberingAfterBreak="0">
+  <w:abstractNum w:abstractNumId="12" w15:restartNumberingAfterBreak="0">
     <w:nsid w:val="72446B78"/>
     <w:multiLevelType w:val="multilevel"/>
     <w:tmpl w:val="66B0FE38"/>
@@ -16684,7 +16907,7 @@
       </w:rPr>
     </w:lvl>
   </w:abstractNum>
-  <w:abstractNum w:abstractNumId="12" w15:restartNumberingAfterBreak="0">
+  <w:abstractNum w:abstractNumId="13" w15:restartNumberingAfterBreak="0">
     <w:nsid w:val="73CB7BD5"/>
     <w:multiLevelType w:val="multilevel"/>
     <w:tmpl w:val="DD2678D0"/>
@@ -16833,7 +17056,7 @@
       </w:rPr>
     </w:lvl>
   </w:abstractNum>
-  <w:abstractNum w:abstractNumId="13" w15:restartNumberingAfterBreak="0">
+  <w:abstractNum w:abstractNumId="14" w15:restartNumberingAfterBreak="0">
     <w:nsid w:val="747D4284"/>
     <w:multiLevelType w:val="multilevel"/>
     <w:tmpl w:val="F77AA478"/>
@@ -16947,7 +17170,7 @@
     </w:lvl>
   </w:abstractNum>
   <w:num w:numId="1">
-    <w:abstractNumId w:val="11"/>
+    <w:abstractNumId w:val="12"/>
   </w:num>
   <w:num w:numId="2">
     <w:abstractNumId w:val="5"/>
@@ -16962,7 +17185,7 @@
     <w:abstractNumId w:val="7"/>
   </w:num>
   <w:num w:numId="6">
-    <w:abstractNumId w:val="13"/>
+    <w:abstractNumId w:val="14"/>
   </w:num>
   <w:num w:numId="7">
     <w:abstractNumId w:val="3"/>
@@ -16977,7 +17200,7 @@
     <w:abstractNumId w:val="9"/>
   </w:num>
   <w:num w:numId="11">
-    <w:abstractNumId w:val="12"/>
+    <w:abstractNumId w:val="13"/>
   </w:num>
   <w:num w:numId="12">
     <w:abstractNumId w:val="4"/>
@@ -16986,6 +17209,9 @@
     <w:abstractNumId w:val="2"/>
   </w:num>
   <w:num w:numId="14">
+    <w:abstractNumId w:val="11"/>
+  </w:num>
+  <w:num w:numId="15">
     <w:abstractNumId w:val="10"/>
   </w:num>
 </w:numbering>
@@ -17450,6 +17676,7 @@
   <w:style w:type="character" w:default="1" w:styleId="DefaultParagraphFont">
     <w:name w:val="Default Paragraph Font"/>
     <w:uiPriority w:val="1"/>
+    <w:semiHidden/>
     <w:unhideWhenUsed/>
   </w:style>
   <w:style w:type="table" w:default="1" w:styleId="TableNormal">
